--- a/docs/audits/VANTORA-Navigation-Profiles-Implementation.docx
+++ b/docs/audits/VANTORA-Navigation-Profiles-Implementation.docx
@@ -85,7 +85,18 @@
           <w:color w:val="1A1A1A"/>
           <w:sz w:val="20"/>
         </w:rPr>
-        <w:t>VANTORA's sidebar previously showed every role the full ERP tree, gated only by permissions. The Salesman — the highest-volume daily user — saw 20+ items across Dashboard, Catalog, Warehouses, Alerts and Coaching, with the five things he actually does each day scattered among them. This change adds a thin RELEVANCE layer on top of the existing permission gating: each role gets a short, curated PRIMARY menu of its daily tools, and everything else folds into a single "More" group.</w:t>
+        <w:t>VANTORA's sidebar previously showed every role the full ERP tree, gated only by permissions. The Salesman — the highest-volume daily user — has broad read permissions in the pilot (reports.view, inventory.view, field + sales), so his sidebar rendered ~51 items: Dashboard, every distribution analytics dashboard, the product catalog, warehouses, low-stock alerts, pricing — with the five things he actually does each day buried among them. This change adds a thin RELEVANCE layer on top of the existing permission gating with three moves: (1) a short, curated PRIMARY menu of daily tools; (2) wrong-role / back-office screens HIDDEN from the menu entirely; (3) the rest kept in a "More" group, sub-headed by section so it reads as organised, not a flat dump.</w:t>
+      </w:r>
+    </w:p>
+    <w:p>
+      <w:r>
+        <w:rPr>
+          <w:b/>
+          <w:i w:val="0"/>
+          <w:color w:val="1B7F3B"/>
+          <w:sz w:val="20"/>
+        </w:rPr>
+        <w:t>Measured on the live pilot salesman: 51 visible items → 5 Primary + 16 grouped More = 21, with 30 back-office / analytics screens hidden from the menu.</w:t>
       </w:r>
     </w:p>
     <w:p>
@@ -96,7 +107,7 @@
           <w:color w:val="1A1A1A"/>
           <w:sz w:val="20"/>
         </w:rPr>
-        <w:t>Nothing about access changed. The profile can only surface items the user could already reach — it reorders the already-permission-filtered navigation, it never adds an entry the permission layer withheld. No backend, no RPC, no RLS, no migration. Pure navigation/UX. Admin, Manager, Super-Admin and Platform-Owner keep the full, un-profiled tree.</w:t>
+        <w:t>Nothing about ACCESS changed. "Hidden" means the nav link isn't drawn — the permission and the URL still work; this is a relevance filter, not a security control. The profile can only act on items the user could already reach. No backend, no RPC, no RLS, no migration. Pure navigation/UX. Admin, Manager, Super-Admin and Platform-Owner keep the full, un-profiled tree.</w:t>
       </w:r>
     </w:p>
     <w:p>
@@ -578,9 +589,223 @@
           <w:color w:val="1A1A1A"/>
           <w:sz w:val="20"/>
         </w:rPr>
-        <w:t>Five primary items — the entire daily loop — then one "More" group for the long tail. The duplicates collapse naturally: the primary slot owns the canonical entry (Today→/today, Sell→/sales/pos, Collect→/collections), and the variants (Journey, Rep App, Invoices, Orders, Cashbox) drop into More instead of competing at the top level.</w:t>
+        <w:t>Five primary items — the entire daily loop — then a curated, grouped "More" of ~16 field screens. The duplicates collapse (Today owns the canonical /today; Journey, Rep App drop into More under "Field"; Invoices, Orders, Cashbox drop under "Sales"). Crucially, the 30 wrong-role / back-office screens the broadly-permissioned rep used to see (Dashboard, all distribution dashboards, Products, Warehouses, Low-Stock, Pricing, Reports Center, Manager/Supervisor Home, Sales Summary…) are HIDDEN from the menu entirely — not merely demoted.</w:t>
       </w:r>
     </w:p>
+    <w:p>
+      <w:pPr>
+        <w:pStyle w:val="Heading2"/>
+      </w:pPr>
+      <w:r>
+        <w:rPr>
+          <w:b/>
+          <w:color w:val="1B4F9E"/>
+          <w:sz w:val="22"/>
+        </w:rPr>
+        <w:t>Salesman — actual rendered menu (live pilot permissions)</w:t>
+      </w:r>
+    </w:p>
+    <w:tbl>
+      <w:tblPr>
+        <w:tblStyle w:val="TableGrid"/>
+        <w:tblW w:type="auto" w:w="0"/>
+        <w:jc w:val="center"/>
+        <w:tblLook w:firstColumn="1" w:firstRow="1" w:lastColumn="0" w:lastRow="0" w:noHBand="0" w:noVBand="1" w:val="04A0"/>
+      </w:tblPr>
+      <w:tblGrid>
+        <w:gridCol w:w="4320"/>
+        <w:gridCol w:w="4320"/>
+      </w:tblGrid>
+      <w:tr>
+        <w:tc>
+          <w:tcPr>
+            <w:tcW w:type="dxa" w:w="4896"/>
+            <w:shd w:val="clear" w:color="auto" w:fill="1F2A44"/>
+          </w:tcPr>
+          <w:p>
+            <w:r/>
+            <w:r>
+              <w:rPr>
+                <w:b/>
+                <w:color w:val="FFFFFF"/>
+                <w:sz w:val="16"/>
+              </w:rPr>
+            </w:r>
+          </w:p>
+        </w:tc>
+        <w:tc>
+          <w:tcPr>
+            <w:tcW w:type="dxa" w:w="4320"/>
+            <w:shd w:val="clear" w:color="auto" w:fill="1F2A44"/>
+          </w:tcPr>
+          <w:p>
+            <w:r/>
+            <w:r>
+              <w:rPr>
+                <w:b/>
+                <w:color w:val="FFFFFF"/>
+                <w:sz w:val="16"/>
+              </w:rPr>
+              <w:t>Items</w:t>
+            </w:r>
+          </w:p>
+        </w:tc>
+      </w:tr>
+      <w:tr>
+        <w:tc>
+          <w:tcPr>
+            <w:tcW w:type="dxa" w:w="4896"/>
+          </w:tcPr>
+          <w:p>
+            <w:r/>
+            <w:r>
+              <w:rPr>
+                <w:sz w:val="16"/>
+              </w:rPr>
+              <w:t>Before (raw sidebar)</w:t>
+            </w:r>
+          </w:p>
+        </w:tc>
+        <w:tc>
+          <w:tcPr>
+            <w:tcW w:type="dxa" w:w="4320"/>
+          </w:tcPr>
+          <w:p>
+            <w:r/>
+            <w:r>
+              <w:rPr>
+                <w:sz w:val="16"/>
+              </w:rPr>
+              <w:t>51</w:t>
+            </w:r>
+          </w:p>
+        </w:tc>
+      </w:tr>
+      <w:tr>
+        <w:tc>
+          <w:tcPr>
+            <w:tcW w:type="dxa" w:w="4896"/>
+            <w:shd w:val="clear" w:color="auto" w:fill="F2F4F8"/>
+          </w:tcPr>
+          <w:p>
+            <w:r/>
+            <w:r>
+              <w:rPr>
+                <w:sz w:val="16"/>
+              </w:rPr>
+              <w:t>Primary</w:t>
+            </w:r>
+          </w:p>
+        </w:tc>
+        <w:tc>
+          <w:tcPr>
+            <w:tcW w:type="dxa" w:w="4320"/>
+            <w:shd w:val="clear" w:color="auto" w:fill="E5F2E9"/>
+          </w:tcPr>
+          <w:p>
+            <w:r/>
+            <w:r>
+              <w:rPr>
+                <w:sz w:val="16"/>
+              </w:rPr>
+              <w:t>5  (Today · Sell · Collect · Customers · Van)</w:t>
+            </w:r>
+          </w:p>
+        </w:tc>
+      </w:tr>
+      <w:tr>
+        <w:tc>
+          <w:tcPr>
+            <w:tcW w:type="dxa" w:w="4896"/>
+          </w:tcPr>
+          <w:p>
+            <w:r/>
+            <w:r>
+              <w:rPr>
+                <w:sz w:val="16"/>
+              </w:rPr>
+              <w:t>More (grouped: Field · Sales · Inventory)</w:t>
+            </w:r>
+          </w:p>
+        </w:tc>
+        <w:tc>
+          <w:tcPr>
+            <w:tcW w:type="dxa" w:w="4320"/>
+          </w:tcPr>
+          <w:p>
+            <w:r/>
+            <w:r>
+              <w:rPr>
+                <w:sz w:val="16"/>
+              </w:rPr>
+              <w:t>16</w:t>
+            </w:r>
+          </w:p>
+        </w:tc>
+      </w:tr>
+      <w:tr>
+        <w:tc>
+          <w:tcPr>
+            <w:tcW w:type="dxa" w:w="4896"/>
+            <w:shd w:val="clear" w:color="auto" w:fill="F2F4F8"/>
+          </w:tcPr>
+          <w:p>
+            <w:r/>
+            <w:r>
+              <w:rPr>
+                <w:sz w:val="16"/>
+              </w:rPr>
+              <w:t>Hidden from menu (UI-only)</w:t>
+            </w:r>
+          </w:p>
+        </w:tc>
+        <w:tc>
+          <w:tcPr>
+            <w:tcW w:type="dxa" w:w="4320"/>
+            <w:shd w:val="clear" w:color="auto" w:fill="FBF1DD"/>
+          </w:tcPr>
+          <w:p>
+            <w:r/>
+            <w:r>
+              <w:rPr>
+                <w:sz w:val="16"/>
+              </w:rPr>
+              <w:t>30</w:t>
+            </w:r>
+          </w:p>
+        </w:tc>
+      </w:tr>
+      <w:tr>
+        <w:tc>
+          <w:tcPr>
+            <w:tcW w:type="dxa" w:w="4896"/>
+          </w:tcPr>
+          <w:p>
+            <w:r/>
+            <w:r>
+              <w:rPr>
+                <w:sz w:val="16"/>
+              </w:rPr>
+              <w:t>After (total visible in menu)</w:t>
+            </w:r>
+          </w:p>
+        </w:tc>
+        <w:tc>
+          <w:tcPr>
+            <w:tcW w:type="dxa" w:w="4320"/>
+          </w:tcPr>
+          <w:p>
+            <w:r/>
+            <w:r>
+              <w:rPr>
+                <w:sz w:val="16"/>
+              </w:rPr>
+              <w:t>21</w:t>
+            </w:r>
+          </w:p>
+        </w:tc>
+      </w:tr>
+    </w:tbl>
     <w:tbl>
       <w:tblPr>
         <w:tblStyle w:val="TableGrid"/>
@@ -1002,6 +1227,17 @@
           <w:color w:val="1A1A1A"/>
           <w:sz w:val="20"/>
         </w:rPr>
+        <w:t>Two curation mechanisms per profile: an ALLOWLIST (`more`) for narrow roles — only the listed field screens survive in More, everything else is hidden (used for the Salesman/Driver, who hold broad read perms); or a DENYLIST (`hide`) for broad roles that keep most of the tree but lose a few wrong-role entries (Supervisor, Warehouse Keeper, Accountant, Branch Manager). More items are tagged with their source section so the sidebar renders sub-headers.</w:t>
+      </w:r>
+    </w:p>
+    <w:p>
+      <w:r>
+        <w:rPr>
+          <w:b w:val="0"/>
+          <w:i w:val="0"/>
+          <w:color w:val="1A1A1A"/>
+          <w:sz w:val="20"/>
+        </w:rPr>
         <w:t>The whole feature is one pure function, applyNavProfile, applied AFTER visibleSections has already done permission, module and feature-flag gating. It cannot widen access:</w:t>
       </w:r>
     </w:p>
@@ -1089,7 +1325,7 @@
           <w:color w:val="1A1A1A"/>
           <w:sz w:val="19"/>
         </w:rPr>
-        <w:t>"More" is built from the remaining visible items in their original order, de-duplicated by href — so no screen the user could previously reach disappears; it just moves down.</w:t>
+        <w:t>"More" is built from the remaining visible items in original order, de-duplicated by href, then filtered by the profile's allowlist/denylist and tagged with their section. Hiding a link is UI-only — the permission and URL are untouched, so a user who needs a hidden screen can still reach it directly; it just isn't menu clutter.</w:t>
       </w:r>
     </w:p>
     <w:p>
@@ -1327,7 +1563,7 @@
               <w:rPr>
                 <w:sz w:val="16"/>
               </w:rPr>
-              <w:t>NEW — 11 unit tests (profileRoleFor precedence, salesman/supervisor primary, visibility gating, More de-dup, elevated/admin pass-through).</w:t>
+              <w:t>NEW — 14 unit tests (profileRoleFor precedence, salesman/supervisor primary, allowlist hiding, denylist, section grouping, visibility gating, More de-dup, elevated/admin pass-through).</w:t>
             </w:r>
           </w:p>
         </w:tc>
@@ -1467,7 +1703,7 @@
               <w:rPr>
                 <w:sz w:val="16"/>
               </w:rPr>
-              <w:t>11 passed</w:t>
+              <w:t>14 passed</w:t>
             </w:r>
           </w:p>
         </w:tc>
@@ -1593,7 +1829,7 @@
               <w:rPr>
                 <w:sz w:val="16"/>
               </w:rPr>
-              <w:t>1332 passed · 181 skipped</w:t>
+              <w:t>1335 passed · 181 skipped</w:t>
             </w:r>
           </w:p>
         </w:tc>
@@ -1716,7 +1952,7 @@
           <w:color w:val="555555"/>
           <w:sz w:val="18"/>
         </w:rPr>
-        <w:t>To confirm no access changed: the set of hrefs rendered for any role is identical before and after — only their grouping/order differs. Primary ⊆ (visible ∩ profile); More = visible − Primary. Union(Primary, More) == visible.</w:t>
+        <w:t>Access is unchanged because the profile only ever REMOVES nav links, never adds them: Primary ⊆ (visible ∩ profile); More ⊆ (visible − Primary); so (Primary ∪ More) ⊆ visible. A hidden item drops from the menu but keeps its permission and its route — confirm by navigating to a hidden URL directly (it still loads) or by checking that ROLE_PERMISSIONS and erp_role_permissions are untouched in the diff.</w:t>
       </w:r>
     </w:p>
     <w:sectPr>
